--- a/tests/fixtures/synthetic-daily-english-lesson-plan.docx
+++ b/tests/fixtures/synthetic-daily-english-lesson-plan.docx
@@ -70,6 +70,28 @@
           <w:p>
             <w:r>
               <w:t xml:space="preserve">Grade/Class</w:t>
+            </w:r>
+          </w:p>
+        </w:tc>
+        <w:tc>
+          <w:tcPr>
+            <w:tcW w:type="dxa" w:w="11859"/>
+          </w:tcPr>
+          <w:p>
+            <w:r>
+              <w:t xml:space="preserve"/>
+            </w:r>
+          </w:p>
+        </w:tc>
+      </w:tr>
+      <w:tr>
+        <w:tc>
+          <w:tcPr>
+            <w:tcW w:type="dxa" w:w="3256"/>
+          </w:tcPr>
+          <w:p>
+            <w:r>
+              <w:t xml:space="preserve">Possible Misconceptions</w:t>
             </w:r>
           </w:p>
         </w:tc>

--- a/tests/fixtures/synthetic-daily-english-lesson-plan.docx
+++ b/tests/fixtures/synthetic-daily-english-lesson-plan.docx
@@ -122,33 +122,104 @@
             <w:tcW w:type="dxa" w:w="11859"/>
           </w:tcPr>
           <w:p>
+            <w:pPr>
+              <w:pStyle w:val="ListParagraph"/>
+              <w:numPr>
+                <w:ilvl w:val="0"/>
+                <w:numId w:val="2"/>
+              </w:numPr>
+            </w:pPr>
             <w:r>
               <w:t xml:space="preserve">Prior knowledge:</w:t>
             </w:r>
           </w:p>
           <w:p>
+            <w:pPr>
+              <w:pStyle w:val="ListParagraph"/>
+              <w:numPr>
+                <w:ilvl w:val="0"/>
+                <w:numId w:val="2"/>
+              </w:numPr>
+            </w:pPr>
             <w:r>
               <w:t xml:space="preserve">Working Towards Mastery (all):</w:t>
             </w:r>
           </w:p>
           <w:p>
+            <w:pPr>
+              <w:pStyle w:val="ListParagraph"/>
+              <w:numPr>
+                <w:ilvl w:val="0"/>
+                <w:numId w:val="2"/>
+              </w:numPr>
+            </w:pPr>
             <w:r>
               <w:t xml:space="preserve">Working At Mastery (most):</w:t>
             </w:r>
           </w:p>
           <w:p>
+            <w:pPr>
+              <w:pStyle w:val="ListParagraph"/>
+              <w:numPr>
+                <w:ilvl w:val="0"/>
+                <w:numId w:val="2"/>
+              </w:numPr>
+            </w:pPr>
             <w:r>
               <w:t xml:space="preserve">Mastery with Greater Depth (some):</w:t>
             </w:r>
           </w:p>
           <w:p>
+            <w:pPr>
+              <w:pStyle w:val="ListParagraph"/>
+              <w:numPr>
+                <w:ilvl w:val="0"/>
+                <w:numId w:val="2"/>
+              </w:numPr>
+            </w:pPr>
             <w:r>
               <w:t xml:space="preserve">Other adaptive teaching strategies:</w:t>
             </w:r>
           </w:p>
           <w:p>
+            <w:pPr>
+              <w:pStyle w:val="ListParagraph"/>
+              <w:numPr>
+                <w:ilvl w:val="0"/>
+                <w:numId w:val="2"/>
+              </w:numPr>
+            </w:pPr>
             <w:r>
               <w:t xml:space="preserve">Special Educational Needs (SEN registered), Learning Support (LS), Gifted &amp; Talented (G&amp;T):</w:t>
+            </w:r>
+          </w:p>
+        </w:tc>
+      </w:tr>
+      <w:tr>
+        <w:tc>
+          <w:tcPr>
+            <w:tcW w:type="dxa" w:w="3256"/>
+          </w:tcPr>
+          <w:p>
+            <w:r>
+              <w:t xml:space="preserve">Independent Practice</w:t>
+            </w:r>
+          </w:p>
+        </w:tc>
+        <w:tc>
+          <w:tcPr>
+            <w:tcW w:type="dxa" w:w="11859"/>
+          </w:tcPr>
+          <w:p>
+            <w:pPr>
+              <w:pStyle w:val="ListParagraph"/>
+              <w:numPr>
+                <w:ilvl w:val="0"/>
+                <w:numId w:val="2"/>
+              </w:numPr>
+            </w:pPr>
+            <w:r>
+              <w:t xml:space="preserve"/>
             </w:r>
           </w:p>
         </w:tc>
@@ -759,8 +830,23 @@
       </w:pPr>
     </w:lvl>
   </w:abstractNum>
+  <w:abstractNum w:abstractNumId="2" w15:restartNumberingAfterBreak="0">
+    <w:multiLevelType w:val="hybridMultilevel"/>
+    <w:lvl w:ilvl="0" w15:tentative="1">
+      <w:start w:val="1"/>
+      <w:numFmt w:val="bullet"/>
+      <w:lvlText w:val="•"/>
+      <w:lvlJc w:val="left"/>
+    </w:lvl>
+  </w:abstractNum>
   <w:num w:numId="1">
     <w:abstractNumId w:val="1"/>
+    <w:lvlOverride w:ilvl="0">
+      <w:startOverride w:val="1"/>
+    </w:lvlOverride>
+  </w:num>
+  <w:num w:numId="2">
+    <w:abstractNumId w:val="2"/>
     <w:lvlOverride w:ilvl="0">
       <w:startOverride w:val="1"/>
     </w:lvlOverride>

--- a/tests/fixtures/synthetic-daily-english-lesson-plan.docx
+++ b/tests/fixtures/synthetic-daily-english-lesson-plan.docx
@@ -203,6 +203,64 @@
           <w:p>
             <w:r>
               <w:t xml:space="preserve">Independent Practice</w:t>
+            </w:r>
+          </w:p>
+        </w:tc>
+        <w:tc>
+          <w:tcPr>
+            <w:tcW w:type="dxa" w:w="11859"/>
+          </w:tcPr>
+          <w:p>
+            <w:pPr>
+              <w:pStyle w:val="ListParagraph"/>
+              <w:numPr>
+                <w:ilvl w:val="0"/>
+                <w:numId w:val="2"/>
+              </w:numPr>
+            </w:pPr>
+            <w:r>
+              <w:t xml:space="preserve"/>
+            </w:r>
+          </w:p>
+        </w:tc>
+      </w:tr>
+      <w:tr>
+        <w:tc>
+          <w:tcPr>
+            <w:tcW w:type="dxa" w:w="3256"/>
+          </w:tcPr>
+          <w:p>
+            <w:r>
+              <w:t xml:space="preserve">SEN</w:t>
+            </w:r>
+          </w:p>
+        </w:tc>
+        <w:tc>
+          <w:tcPr>
+            <w:tcW w:type="dxa" w:w="11859"/>
+          </w:tcPr>
+          <w:p>
+            <w:pPr>
+              <w:pStyle w:val="ListParagraph"/>
+              <w:numPr>
+                <w:ilvl w:val="0"/>
+                <w:numId w:val="2"/>
+              </w:numPr>
+            </w:pPr>
+            <w:r>
+              <w:t xml:space="preserve"/>
+            </w:r>
+          </w:p>
+        </w:tc>
+      </w:tr>
+      <w:tr>
+        <w:tc>
+          <w:tcPr>
+            <w:tcW w:type="dxa" w:w="3256"/>
+          </w:tcPr>
+          <w:p>
+            <w:r>
+              <w:t xml:space="preserve">G&amp;T</w:t>
             </w:r>
           </w:p>
         </w:tc>

--- a/tests/fixtures/synthetic-daily-english-lesson-plan.docx
+++ b/tests/fixtures/synthetic-daily-english-lesson-plan.docx
@@ -122,33 +122,162 @@
             <w:tcW w:type="dxa" w:w="11859"/>
           </w:tcPr>
           <w:p>
+            <w:pPr>
+              <w:pStyle w:val="ListParagraph"/>
+              <w:numPr>
+                <w:ilvl w:val="0"/>
+                <w:numId w:val="2"/>
+              </w:numPr>
+            </w:pPr>
             <w:r>
               <w:t xml:space="preserve">Prior knowledge:</w:t>
             </w:r>
           </w:p>
           <w:p>
+            <w:pPr>
+              <w:pStyle w:val="ListParagraph"/>
+              <w:numPr>
+                <w:ilvl w:val="0"/>
+                <w:numId w:val="2"/>
+              </w:numPr>
+            </w:pPr>
             <w:r>
               <w:t xml:space="preserve">Working Towards Mastery (all):</w:t>
             </w:r>
           </w:p>
           <w:p>
+            <w:pPr>
+              <w:pStyle w:val="ListParagraph"/>
+              <w:numPr>
+                <w:ilvl w:val="0"/>
+                <w:numId w:val="2"/>
+              </w:numPr>
+            </w:pPr>
             <w:r>
               <w:t xml:space="preserve">Working At Mastery (most):</w:t>
             </w:r>
           </w:p>
           <w:p>
+            <w:pPr>
+              <w:pStyle w:val="ListParagraph"/>
+              <w:numPr>
+                <w:ilvl w:val="0"/>
+                <w:numId w:val="2"/>
+              </w:numPr>
+            </w:pPr>
             <w:r>
               <w:t xml:space="preserve">Mastery with Greater Depth (some):</w:t>
             </w:r>
           </w:p>
           <w:p>
+            <w:pPr>
+              <w:pStyle w:val="ListParagraph"/>
+              <w:numPr>
+                <w:ilvl w:val="0"/>
+                <w:numId w:val="2"/>
+              </w:numPr>
+            </w:pPr>
             <w:r>
               <w:t xml:space="preserve">Other adaptive teaching strategies:</w:t>
             </w:r>
           </w:p>
           <w:p>
+            <w:pPr>
+              <w:pStyle w:val="ListParagraph"/>
+              <w:numPr>
+                <w:ilvl w:val="0"/>
+                <w:numId w:val="2"/>
+              </w:numPr>
+            </w:pPr>
             <w:r>
               <w:t xml:space="preserve">Special Educational Needs (SEN registered), Learning Support (LS), Gifted &amp; Talented (G&amp;T):</w:t>
+            </w:r>
+          </w:p>
+        </w:tc>
+      </w:tr>
+      <w:tr>
+        <w:tc>
+          <w:tcPr>
+            <w:tcW w:type="dxa" w:w="3256"/>
+          </w:tcPr>
+          <w:p>
+            <w:r>
+              <w:t xml:space="preserve">Independent Practice</w:t>
+            </w:r>
+          </w:p>
+        </w:tc>
+        <w:tc>
+          <w:tcPr>
+            <w:tcW w:type="dxa" w:w="11859"/>
+          </w:tcPr>
+          <w:p>
+            <w:pPr>
+              <w:pStyle w:val="ListParagraph"/>
+              <w:numPr>
+                <w:ilvl w:val="0"/>
+                <w:numId w:val="2"/>
+              </w:numPr>
+            </w:pPr>
+            <w:r>
+              <w:t xml:space="preserve"/>
+            </w:r>
+          </w:p>
+        </w:tc>
+      </w:tr>
+      <w:tr>
+        <w:tc>
+          <w:tcPr>
+            <w:tcW w:type="dxa" w:w="3256"/>
+          </w:tcPr>
+          <w:p>
+            <w:r>
+              <w:t xml:space="preserve">SEN</w:t>
+            </w:r>
+          </w:p>
+        </w:tc>
+        <w:tc>
+          <w:tcPr>
+            <w:tcW w:type="dxa" w:w="11859"/>
+          </w:tcPr>
+          <w:p>
+            <w:pPr>
+              <w:pStyle w:val="ListParagraph"/>
+              <w:numPr>
+                <w:ilvl w:val="0"/>
+                <w:numId w:val="2"/>
+              </w:numPr>
+            </w:pPr>
+            <w:r>
+              <w:t xml:space="preserve"/>
+            </w:r>
+          </w:p>
+        </w:tc>
+      </w:tr>
+      <w:tr>
+        <w:tc>
+          <w:tcPr>
+            <w:tcW w:type="dxa" w:w="3256"/>
+          </w:tcPr>
+          <w:p>
+            <w:r>
+              <w:t xml:space="preserve">G&amp;T</w:t>
+            </w:r>
+          </w:p>
+        </w:tc>
+        <w:tc>
+          <w:tcPr>
+            <w:tcW w:type="dxa" w:w="11859"/>
+          </w:tcPr>
+          <w:p>
+            <w:pPr>
+              <w:pStyle w:val="ListParagraph"/>
+              <w:numPr>
+                <w:ilvl w:val="0"/>
+                <w:numId w:val="2"/>
+              </w:numPr>
+            </w:pPr>
+            <w:r>
+              <w:t xml:space="preserve"/>
             </w:r>
           </w:p>
         </w:tc>
@@ -759,8 +888,23 @@
       </w:pPr>
     </w:lvl>
   </w:abstractNum>
+  <w:abstractNum w:abstractNumId="2" w15:restartNumberingAfterBreak="0">
+    <w:multiLevelType w:val="hybridMultilevel"/>
+    <w:lvl w:ilvl="0" w15:tentative="1">
+      <w:start w:val="1"/>
+      <w:numFmt w:val="bullet"/>
+      <w:lvlText w:val="•"/>
+      <w:lvlJc w:val="left"/>
+    </w:lvl>
+  </w:abstractNum>
   <w:num w:numId="1">
     <w:abstractNumId w:val="1"/>
+    <w:lvlOverride w:ilvl="0">
+      <w:startOverride w:val="1"/>
+    </w:lvlOverride>
+  </w:num>
+  <w:num w:numId="2">
+    <w:abstractNumId w:val="2"/>
     <w:lvlOverride w:ilvl="0">
       <w:startOverride w:val="1"/>
     </w:lvlOverride>
